--- a/public/templates/modello_A_FAD_con_placeholder.docx
+++ b/public/templates/modello_A_FAD_con_placeholder.docx
@@ -902,7 +902,6 @@
           <w:sz w:val="24"/>
           <w:szCs w:val="24"/>
           <w:shd w:val="clear" w:color="auto" w:fill="FFFFFF"/>
-          <w:lang w:val="en-US"/>
         </w:rPr>
       </w:pPr>
       <w:r>
@@ -917,7 +916,6 @@
           <w:sz w:val="24"/>
           <w:szCs w:val="24"/>
           <w:shd w:val="clear" w:color="auto" w:fill="FFFFFF"/>
-          <w:lang w:val="en-US"/>
           <w:rPrChange w:id="4" w:author="Andres Moles" w:date="2025-11-30T19:45:00Z" w16du:dateUtc="2025-11-30T18:45:00Z">
             <w:rPr>
               <w:lang w:val="en-US"/>
@@ -936,7 +934,6 @@
           <w:rFonts w:ascii="Menlo Regular" w:hAnsi="Menlo Regular"/>
           <w:color w:val="3B3B3B"/>
           <w:shd w:val="clear" w:color="auto" w:fill="FFFFFF"/>
-          <w:lang w:val="en-US"/>
         </w:rPr>
       </w:pPr>
       <w:r>
@@ -944,7 +941,6 @@
           <w:rFonts w:ascii="Menlo Regular" w:hAnsi="Menlo Regular"/>
           <w:color w:val="3B3B3B"/>
           <w:shd w:val="clear" w:color="auto" w:fill="FFFFFF"/>
-          <w:lang w:val="en-US"/>
         </w:rPr>
         <w:t xml:space="preserve">       - {{argomento}} (dal modulo: {{modulo}})</w:t>
       </w:r>
@@ -966,7 +962,6 @@
           <w:rFonts w:ascii="Menlo Regular" w:hAnsi="Menlo Regular"/>
           <w:color w:val="3B3B3B"/>
           <w:shd w:val="clear" w:color="auto" w:fill="FFFFFF"/>
-          <w:lang w:val="en-US"/>
         </w:rPr>
         <w:t xml:space="preserve">      </w:t>
       </w:r>
@@ -1093,14 +1088,22 @@
         <w:rPr>
           <w:b/>
           <w:bCs/>
-          <w:shd w:val="clear" w:color="auto" w:fill="FDF9D7"/>
+          <w14:textOutline w14:w="0" w14:cap="flat" w14:cmpd="sng" w14:algn="ctr">
+            <w14:noFill/>
+            <w14:prstDash w14:val="solid"/>
+            <w14:bevel/>
+          </w14:textOutline>
         </w:rPr>
       </w:pPr>
       <w:r>
         <w:rPr>
           <w:b/>
           <w:bCs/>
-          <w:shd w:val="clear" w:color="auto" w:fill="FDF9D7"/>
+          <w14:textOutline w14:w="0" w14:cap="flat" w14:cmpd="sng" w14:algn="ctr">
+            <w14:noFill/>
+            <w14:prstDash w14:val="solid"/>
+            <w14:bevel/>
+          </w14:textOutline>
         </w:rPr>
         <w:t>5. Calendario delle lezioni e-learning, modalità utilizzata e docenti impegnati</w:t>
       </w:r>
@@ -1115,10 +1118,575 @@
         <w:rPr>
           <w:b/>
           <w:bCs/>
-          <w:shd w:val="clear" w:color="auto" w:fill="FDF9D7"/>
+          <w14:textOutline w14:w="0" w14:cap="flat" w14:cmpd="sng" w14:algn="ctr">
+            <w14:noFill/>
+            <w14:prstDash w14:val="solid"/>
+            <w14:bevel/>
+          </w14:textOutline>
         </w:rPr>
       </w:pPr>
     </w:p>
+    <w:tbl>
+      <w:tblPr>
+        <w:tblStyle w:val="TableGrid"/>
+        <w:tblW w:w="0" w:type="auto"/>
+        <w:tblLook w:val="04A0" w:firstRow="1" w:lastRow="0" w:firstColumn="1" w:lastColumn="0" w:noHBand="0" w:noVBand="1"/>
+      </w:tblPr>
+      <w:tblGrid>
+        <w:gridCol w:w="2758"/>
+        <w:gridCol w:w="2331"/>
+        <w:gridCol w:w="2313"/>
+        <w:gridCol w:w="2358"/>
+        <w:gridCol w:w="2384"/>
+        <w:gridCol w:w="2366"/>
+      </w:tblGrid>
+      <w:tr>
+        <w:tc>
+          <w:tcPr>
+            <w:tcW w:w="2418" w:type="dxa"/>
+          </w:tcPr>
+          <w:p>
+            <w:pPr>
+              <w:pStyle w:val="ListParagraph"/>
+              <w:pBdr>
+                <w:top w:val="none" w:sz="0" w:space="0" w:color="auto"/>
+                <w:left w:val="none" w:sz="0" w:space="0" w:color="auto"/>
+                <w:bottom w:val="none" w:sz="0" w:space="0" w:color="auto"/>
+                <w:right w:val="none" w:sz="0" w:space="0" w:color="auto"/>
+                <w:between w:val="none" w:sz="0" w:space="0" w:color="auto"/>
+                <w:bar w:val="none" w:sz="0" w:color="auto"/>
+              </w:pBdr>
+              <w:tabs>
+                <w:tab w:val="left" w:pos="473"/>
+              </w:tabs>
+              <w:ind w:left="0" w:firstLine="0"/>
+              <w:rPr>
+                <w:b/>
+                <w:bCs/>
+                <w14:textOutline w14:w="0" w14:cap="flat" w14:cmpd="sng" w14:algn="ctr">
+                  <w14:noFill/>
+                  <w14:prstDash w14:val="solid"/>
+                  <w14:bevel/>
+                </w14:textOutline>
+              </w:rPr>
+            </w:pPr>
+            <w:r>
+              <w:rPr>
+                <w:b/>
+                <w:bCs/>
+                <w14:textOutline w14:w="0" w14:cap="flat" w14:cmpd="sng" w14:algn="ctr">
+                  <w14:noFill/>
+                  <w14:prstDash w14:val="solid"/>
+                  <w14:bevel/>
+                </w14:textOutline>
+              </w:rPr>
+              <w:t>DATA</w:t>
+            </w:r>
+          </w:p>
+        </w:tc>
+        <w:tc>
+          <w:tcPr>
+            <w:tcW w:w="2418" w:type="dxa"/>
+          </w:tcPr>
+          <w:p>
+            <w:pPr>
+              <w:pStyle w:val="ListParagraph"/>
+              <w:pBdr>
+                <w:top w:val="none" w:sz="0" w:space="0" w:color="auto"/>
+                <w:left w:val="none" w:sz="0" w:space="0" w:color="auto"/>
+                <w:bottom w:val="none" w:sz="0" w:space="0" w:color="auto"/>
+                <w:right w:val="none" w:sz="0" w:space="0" w:color="auto"/>
+                <w:between w:val="none" w:sz="0" w:space="0" w:color="auto"/>
+                <w:bar w:val="none" w:sz="0" w:color="auto"/>
+              </w:pBdr>
+              <w:tabs>
+                <w:tab w:val="left" w:pos="473"/>
+              </w:tabs>
+              <w:ind w:left="0" w:firstLine="0"/>
+              <w:rPr>
+                <w:b/>
+                <w:bCs/>
+                <w14:textOutline w14:w="0" w14:cap="flat" w14:cmpd="sng" w14:algn="ctr">
+                  <w14:noFill/>
+                  <w14:prstDash w14:val="solid"/>
+                  <w14:bevel/>
+                </w14:textOutline>
+              </w:rPr>
+            </w:pPr>
+            <w:r>
+              <w:rPr>
+                <w:b/>
+                <w:bCs/>
+                <w14:textOutline w14:w="0" w14:cap="flat" w14:cmpd="sng" w14:algn="ctr">
+                  <w14:noFill/>
+                  <w14:prstDash w14:val="solid"/>
+                  <w14:bevel/>
+                </w14:textOutline>
+              </w:rPr>
+              <w:t>ORA INIZIO</w:t>
+            </w:r>
+          </w:p>
+        </w:tc>
+        <w:tc>
+          <w:tcPr>
+            <w:tcW w:w="2418" w:type="dxa"/>
+          </w:tcPr>
+          <w:p>
+            <w:pPr>
+              <w:pStyle w:val="ListParagraph"/>
+              <w:pBdr>
+                <w:top w:val="none" w:sz="0" w:space="0" w:color="auto"/>
+                <w:left w:val="none" w:sz="0" w:space="0" w:color="auto"/>
+                <w:bottom w:val="none" w:sz="0" w:space="0" w:color="auto"/>
+                <w:right w:val="none" w:sz="0" w:space="0" w:color="auto"/>
+                <w:between w:val="none" w:sz="0" w:space="0" w:color="auto"/>
+                <w:bar w:val="none" w:sz="0" w:color="auto"/>
+              </w:pBdr>
+              <w:tabs>
+                <w:tab w:val="left" w:pos="473"/>
+              </w:tabs>
+              <w:ind w:left="0" w:firstLine="0"/>
+              <w:rPr>
+                <w:b/>
+                <w:bCs/>
+                <w14:textOutline w14:w="0" w14:cap="flat" w14:cmpd="sng" w14:algn="ctr">
+                  <w14:noFill/>
+                  <w14:prstDash w14:val="solid"/>
+                  <w14:bevel/>
+                </w14:textOutline>
+              </w:rPr>
+            </w:pPr>
+            <w:r>
+              <w:rPr>
+                <w:b/>
+                <w:bCs/>
+                <w14:textOutline w14:w="0" w14:cap="flat" w14:cmpd="sng" w14:algn="ctr">
+                  <w14:noFill/>
+                  <w14:prstDash w14:val="solid"/>
+                  <w14:bevel/>
+                </w14:textOutline>
+              </w:rPr>
+              <w:t>ORA FINE</w:t>
+            </w:r>
+          </w:p>
+        </w:tc>
+        <w:tc>
+          <w:tcPr>
+            <w:tcW w:w="2418" w:type="dxa"/>
+          </w:tcPr>
+          <w:p>
+            <w:pPr>
+              <w:pStyle w:val="ListParagraph"/>
+              <w:pBdr>
+                <w:top w:val="none" w:sz="0" w:space="0" w:color="auto"/>
+                <w:left w:val="none" w:sz="0" w:space="0" w:color="auto"/>
+                <w:bottom w:val="none" w:sz="0" w:space="0" w:color="auto"/>
+                <w:right w:val="none" w:sz="0" w:space="0" w:color="auto"/>
+                <w:between w:val="none" w:sz="0" w:space="0" w:color="auto"/>
+                <w:bar w:val="none" w:sz="0" w:color="auto"/>
+              </w:pBdr>
+              <w:tabs>
+                <w:tab w:val="left" w:pos="473"/>
+              </w:tabs>
+              <w:ind w:left="0" w:firstLine="0"/>
+              <w:rPr>
+                <w:b/>
+                <w:bCs/>
+                <w14:textOutline w14:w="0" w14:cap="flat" w14:cmpd="sng" w14:algn="ctr">
+                  <w14:noFill/>
+                  <w14:prstDash w14:val="solid"/>
+                  <w14:bevel/>
+                </w14:textOutline>
+              </w:rPr>
+            </w:pPr>
+            <w:r>
+              <w:rPr>
+                <w:b/>
+                <w:bCs/>
+                <w14:textOutline w14:w="0" w14:cap="flat" w14:cmpd="sng" w14:algn="ctr">
+                  <w14:noFill/>
+                  <w14:prstDash w14:val="solid"/>
+                  <w14:bevel/>
+                </w14:textOutline>
+              </w:rPr>
+              <w:t>MATERIA</w:t>
+            </w:r>
+          </w:p>
+        </w:tc>
+        <w:tc>
+          <w:tcPr>
+            <w:tcW w:w="2419" w:type="dxa"/>
+          </w:tcPr>
+          <w:p>
+            <w:pPr>
+              <w:pStyle w:val="ListParagraph"/>
+              <w:pBdr>
+                <w:top w:val="none" w:sz="0" w:space="0" w:color="auto"/>
+                <w:left w:val="none" w:sz="0" w:space="0" w:color="auto"/>
+                <w:bottom w:val="none" w:sz="0" w:space="0" w:color="auto"/>
+                <w:right w:val="none" w:sz="0" w:space="0" w:color="auto"/>
+                <w:between w:val="none" w:sz="0" w:space="0" w:color="auto"/>
+                <w:bar w:val="none" w:sz="0" w:color="auto"/>
+              </w:pBdr>
+              <w:tabs>
+                <w:tab w:val="left" w:pos="473"/>
+              </w:tabs>
+              <w:ind w:left="0" w:firstLine="0"/>
+              <w:rPr>
+                <w:b/>
+                <w:bCs/>
+                <w14:textOutline w14:w="0" w14:cap="flat" w14:cmpd="sng" w14:algn="ctr">
+                  <w14:noFill/>
+                  <w14:prstDash w14:val="solid"/>
+                  <w14:bevel/>
+                </w14:textOutline>
+              </w:rPr>
+            </w:pPr>
+            <w:r>
+              <w:rPr>
+                <w:b/>
+                <w:bCs/>
+                <w14:textOutline w14:w="0" w14:cap="flat" w14:cmpd="sng" w14:algn="ctr">
+                  <w14:noFill/>
+                  <w14:prstDash w14:val="solid"/>
+                  <w14:bevel/>
+                </w14:textOutline>
+              </w:rPr>
+              <w:t>DOCENTE</w:t>
+            </w:r>
+          </w:p>
+        </w:tc>
+        <w:tc>
+          <w:tcPr>
+            <w:tcW w:w="2419" w:type="dxa"/>
+          </w:tcPr>
+          <w:p>
+            <w:pPr>
+              <w:pStyle w:val="ListParagraph"/>
+              <w:pBdr>
+                <w:top w:val="none" w:sz="0" w:space="0" w:color="auto"/>
+                <w:left w:val="none" w:sz="0" w:space="0" w:color="auto"/>
+                <w:bottom w:val="none" w:sz="0" w:space="0" w:color="auto"/>
+                <w:right w:val="none" w:sz="0" w:space="0" w:color="auto"/>
+                <w:between w:val="none" w:sz="0" w:space="0" w:color="auto"/>
+                <w:bar w:val="none" w:sz="0" w:color="auto"/>
+              </w:pBdr>
+              <w:tabs>
+                <w:tab w:val="left" w:pos="473"/>
+              </w:tabs>
+              <w:ind w:left="0" w:firstLine="0"/>
+              <w:rPr>
+                <w:b/>
+                <w:bCs/>
+                <w14:textOutline w14:w="0" w14:cap="flat" w14:cmpd="sng" w14:algn="ctr">
+                  <w14:noFill/>
+                  <w14:prstDash w14:val="solid"/>
+                  <w14:bevel/>
+                </w14:textOutline>
+              </w:rPr>
+            </w:pPr>
+            <w:r>
+              <w:rPr>
+                <w:b/>
+                <w:bCs/>
+                <w14:textOutline w14:w="0" w14:cap="flat" w14:cmpd="sng" w14:algn="ctr">
+                  <w14:noFill/>
+                  <w14:prstDash w14:val="solid"/>
+                  <w14:bevel/>
+                </w14:textOutline>
+              </w:rPr>
+              <w:t>NOTE</w:t>
+            </w:r>
+          </w:p>
+        </w:tc>
+      </w:tr>
+      <w:tr>
+        <w:tc>
+          <w:tcPr>
+            <w:tcW w:w="2418" w:type="dxa"/>
+          </w:tcPr>
+          <w:p>
+            <w:pPr>
+              <w:pStyle w:val="ListParagraph"/>
+              <w:pBdr>
+                <w:top w:val="none" w:sz="0" w:space="0" w:color="auto"/>
+                <w:left w:val="none" w:sz="0" w:space="0" w:color="auto"/>
+                <w:bottom w:val="none" w:sz="0" w:space="0" w:color="auto"/>
+                <w:right w:val="none" w:sz="0" w:space="0" w:color="auto"/>
+                <w:between w:val="none" w:sz="0" w:space="0" w:color="auto"/>
+                <w:bar w:val="none" w:sz="0" w:color="auto"/>
+              </w:pBdr>
+              <w:tabs>
+                <w:tab w:val="left" w:pos="473"/>
+              </w:tabs>
+              <w:ind w:left="0" w:firstLine="0"/>
+              <w:rPr>
+                <w:b/>
+                <w:bCs/>
+                <w14:textOutline w14:w="0" w14:cap="flat" w14:cmpd="sng" w14:algn="ctr">
+                  <w14:noFill/>
+                  <w14:prstDash w14:val="solid"/>
+                  <w14:bevel/>
+                </w14:textOutline>
+              </w:rPr>
+            </w:pPr>
+            <w:r>
+              <w:rPr>
+                <w:b/>
+                <w:bCs/>
+                <w14:textOutline w14:w="0" w14:cap="flat" w14:cmpd="sng" w14:algn="ctr">
+                  <w14:noFill/>
+                  <w14:prstDash w14:val="solid"/>
+                  <w14:bevel/>
+                </w14:textOutline>
+              </w:rPr>
+              <w:t>{{#SESSIONI_FAD</w:t>
+            </w:r>
+            <w:proofErr w:type="gramStart"/>
+            <w:r>
+              <w:rPr>
+                <w:b/>
+                <w:bCs/>
+                <w14:textOutline w14:w="0" w14:cap="flat" w14:cmpd="sng" w14:algn="ctr">
+                  <w14:noFill/>
+                  <w14:prstDash w14:val="solid"/>
+                  <w14:bevel/>
+                </w14:textOutline>
+              </w:rPr>
+              <w:t>}}{</w:t>
+            </w:r>
+            <w:proofErr w:type="gramEnd"/>
+            <w:r>
+              <w:rPr>
+                <w:b/>
+                <w:bCs/>
+                <w14:textOutline w14:w="0" w14:cap="flat" w14:cmpd="sng" w14:algn="ctr">
+                  <w14:noFill/>
+                  <w14:prstDash w14:val="solid"/>
+                  <w14:bevel/>
+                </w14:textOutline>
+              </w:rPr>
+              <w:t>{DATA}}</w:t>
+            </w:r>
+          </w:p>
+        </w:tc>
+        <w:tc>
+          <w:tcPr>
+            <w:tcW w:w="2418" w:type="dxa"/>
+          </w:tcPr>
+          <w:p>
+            <w:pPr>
+              <w:pStyle w:val="ListParagraph"/>
+              <w:pBdr>
+                <w:top w:val="none" w:sz="0" w:space="0" w:color="auto"/>
+                <w:left w:val="none" w:sz="0" w:space="0" w:color="auto"/>
+                <w:bottom w:val="none" w:sz="0" w:space="0" w:color="auto"/>
+                <w:right w:val="none" w:sz="0" w:space="0" w:color="auto"/>
+                <w:between w:val="none" w:sz="0" w:space="0" w:color="auto"/>
+                <w:bar w:val="none" w:sz="0" w:color="auto"/>
+              </w:pBdr>
+              <w:tabs>
+                <w:tab w:val="left" w:pos="473"/>
+              </w:tabs>
+              <w:ind w:left="0" w:firstLine="0"/>
+              <w:rPr>
+                <w:b/>
+                <w:bCs/>
+                <w14:textOutline w14:w="0" w14:cap="flat" w14:cmpd="sng" w14:algn="ctr">
+                  <w14:noFill/>
+                  <w14:prstDash w14:val="solid"/>
+                  <w14:bevel/>
+                </w14:textOutline>
+              </w:rPr>
+            </w:pPr>
+            <w:r>
+              <w:rPr>
+                <w:b/>
+                <w:bCs/>
+                <w14:textOutline w14:w="0" w14:cap="flat" w14:cmpd="sng" w14:algn="ctr">
+                  <w14:noFill/>
+                  <w14:prstDash w14:val="solid"/>
+                  <w14:bevel/>
+                </w14:textOutline>
+              </w:rPr>
+              <w:t>{{ORA_INIZIO}}</w:t>
+            </w:r>
+          </w:p>
+        </w:tc>
+        <w:tc>
+          <w:tcPr>
+            <w:tcW w:w="2418" w:type="dxa"/>
+          </w:tcPr>
+          <w:p>
+            <w:pPr>
+              <w:pStyle w:val="ListParagraph"/>
+              <w:pBdr>
+                <w:top w:val="none" w:sz="0" w:space="0" w:color="auto"/>
+                <w:left w:val="none" w:sz="0" w:space="0" w:color="auto"/>
+                <w:bottom w:val="none" w:sz="0" w:space="0" w:color="auto"/>
+                <w:right w:val="none" w:sz="0" w:space="0" w:color="auto"/>
+                <w:between w:val="none" w:sz="0" w:space="0" w:color="auto"/>
+                <w:bar w:val="none" w:sz="0" w:color="auto"/>
+              </w:pBdr>
+              <w:tabs>
+                <w:tab w:val="left" w:pos="473"/>
+              </w:tabs>
+              <w:ind w:left="0" w:firstLine="0"/>
+              <w:rPr>
+                <w:b/>
+                <w:bCs/>
+                <w14:textOutline w14:w="0" w14:cap="flat" w14:cmpd="sng" w14:algn="ctr">
+                  <w14:noFill/>
+                  <w14:prstDash w14:val="solid"/>
+                  <w14:bevel/>
+                </w14:textOutline>
+              </w:rPr>
+            </w:pPr>
+            <w:r>
+              <w:rPr>
+                <w:b/>
+                <w:bCs/>
+                <w14:textOutline w14:w="0" w14:cap="flat" w14:cmpd="sng" w14:algn="ctr">
+                  <w14:noFill/>
+                  <w14:prstDash w14:val="solid"/>
+                  <w14:bevel/>
+                </w14:textOutline>
+              </w:rPr>
+              <w:t>{{ORA_FINE}}</w:t>
+            </w:r>
+          </w:p>
+        </w:tc>
+        <w:tc>
+          <w:tcPr>
+            <w:tcW w:w="2418" w:type="dxa"/>
+          </w:tcPr>
+          <w:p>
+            <w:pPr>
+              <w:pStyle w:val="ListParagraph"/>
+              <w:pBdr>
+                <w:top w:val="none" w:sz="0" w:space="0" w:color="auto"/>
+                <w:left w:val="none" w:sz="0" w:space="0" w:color="auto"/>
+                <w:bottom w:val="none" w:sz="0" w:space="0" w:color="auto"/>
+                <w:right w:val="none" w:sz="0" w:space="0" w:color="auto"/>
+                <w:between w:val="none" w:sz="0" w:space="0" w:color="auto"/>
+                <w:bar w:val="none" w:sz="0" w:color="auto"/>
+              </w:pBdr>
+              <w:tabs>
+                <w:tab w:val="left" w:pos="473"/>
+              </w:tabs>
+              <w:ind w:left="0" w:firstLine="0"/>
+              <w:rPr>
+                <w:b/>
+                <w:bCs/>
+                <w14:textOutline w14:w="0" w14:cap="flat" w14:cmpd="sng" w14:algn="ctr">
+                  <w14:noFill/>
+                  <w14:prstDash w14:val="solid"/>
+                  <w14:bevel/>
+                </w14:textOutline>
+              </w:rPr>
+            </w:pPr>
+            <w:r>
+              <w:rPr>
+                <w:b/>
+                <w:bCs/>
+                <w14:textOutline w14:w="0" w14:cap="flat" w14:cmpd="sng" w14:algn="ctr">
+                  <w14:noFill/>
+                  <w14:prstDash w14:val="solid"/>
+                  <w14:bevel/>
+                </w14:textOutline>
+              </w:rPr>
+              <w:t>{{NOME_CORSO}}</w:t>
+            </w:r>
+          </w:p>
+        </w:tc>
+        <w:tc>
+          <w:tcPr>
+            <w:tcW w:w="2419" w:type="dxa"/>
+          </w:tcPr>
+          <w:p>
+            <w:pPr>
+              <w:pStyle w:val="ListParagraph"/>
+              <w:pBdr>
+                <w:top w:val="none" w:sz="0" w:space="0" w:color="auto"/>
+                <w:left w:val="none" w:sz="0" w:space="0" w:color="auto"/>
+                <w:bottom w:val="none" w:sz="0" w:space="0" w:color="auto"/>
+                <w:right w:val="none" w:sz="0" w:space="0" w:color="auto"/>
+                <w:between w:val="none" w:sz="0" w:space="0" w:color="auto"/>
+                <w:bar w:val="none" w:sz="0" w:color="auto"/>
+              </w:pBdr>
+              <w:tabs>
+                <w:tab w:val="left" w:pos="473"/>
+              </w:tabs>
+              <w:ind w:left="0" w:firstLine="0"/>
+              <w:rPr>
+                <w:b/>
+                <w:bCs/>
+                <w14:textOutline w14:w="0" w14:cap="flat" w14:cmpd="sng" w14:algn="ctr">
+                  <w14:noFill/>
+                  <w14:prstDash w14:val="solid"/>
+                  <w14:bevel/>
+                </w14:textOutline>
+              </w:rPr>
+            </w:pPr>
+            <w:r>
+              <w:rPr>
+                <w:b/>
+                <w:bCs/>
+                <w14:textOutline w14:w="0" w14:cap="flat" w14:cmpd="sng" w14:algn="ctr">
+                  <w14:noFill/>
+                  <w14:prstDash w14:val="solid"/>
+                  <w14:bevel/>
+                </w14:textOutline>
+              </w:rPr>
+              <w:t>{{NOME_DOCENTE}}</w:t>
+            </w:r>
+          </w:p>
+        </w:tc>
+        <w:tc>
+          <w:tcPr>
+            <w:tcW w:w="2419" w:type="dxa"/>
+          </w:tcPr>
+          <w:p>
+            <w:pPr>
+              <w:pStyle w:val="ListParagraph"/>
+              <w:pBdr>
+                <w:top w:val="none" w:sz="0" w:space="0" w:color="auto"/>
+                <w:left w:val="none" w:sz="0" w:space="0" w:color="auto"/>
+                <w:bottom w:val="none" w:sz="0" w:space="0" w:color="auto"/>
+                <w:right w:val="none" w:sz="0" w:space="0" w:color="auto"/>
+                <w:between w:val="none" w:sz="0" w:space="0" w:color="auto"/>
+                <w:bar w:val="none" w:sz="0" w:color="auto"/>
+              </w:pBdr>
+              <w:tabs>
+                <w:tab w:val="left" w:pos="473"/>
+              </w:tabs>
+              <w:ind w:left="0" w:firstLine="0"/>
+              <w:rPr>
+                <w:b/>
+                <w:bCs/>
+                <w14:textOutline w14:w="0" w14:cap="flat" w14:cmpd="sng" w14:algn="ctr">
+                  <w14:noFill/>
+                  <w14:prstDash w14:val="solid"/>
+                  <w14:bevel/>
+                </w14:textOutline>
+              </w:rPr>
+            </w:pPr>
+            <w:r>
+              <w:rPr>
+                <w:b/>
+                <w:bCs/>
+                <w14:textOutline w14:w="0" w14:cap="flat" w14:cmpd="sng" w14:algn="ctr">
+                  <w14:noFill/>
+                  <w14:prstDash w14:val="solid"/>
+                  <w14:bevel/>
+                </w14:textOutline>
+              </w:rPr>
+              <w:t>{{/SESSIONI_FAD}}</w:t>
+            </w:r>
+          </w:p>
+        </w:tc>
+      </w:tr>
+    </w:tbl>
     <w:p>
       <w:pPr>
         <w:pStyle w:val="ListParagraph"/>
@@ -1129,150 +1697,27 @@
         <w:rPr>
           <w:b/>
           <w:bCs/>
-          <w:shd w:val="clear" w:color="auto" w:fill="FDF9D7"/>
+          <w14:textOutline w14:w="0" w14:cap="flat" w14:cmpd="sng" w14:algn="ctr">
+            <w14:noFill/>
+            <w14:prstDash w14:val="solid"/>
+            <w14:bevel/>
+          </w14:textOutline>
         </w:rPr>
       </w:pPr>
-      <w:r>
-        <w:rPr>
-          <w:b/>
-          <w:bCs/>
-          <w:shd w:val="clear" w:color="auto" w:fill="FDF9D7"/>
-        </w:rPr>
-        <w:t>| DATA | ORA INIZIO | ORA FINE | MATERIA | DOCENTE | NOTE |</w:t>
-      </w:r>
-    </w:p>
-    <w:p>
-      <w:pPr>
-        <w:pStyle w:val="ListParagraph"/>
-        <w:tabs>
-          <w:tab w:val="left" w:pos="473"/>
-        </w:tabs>
-        <w:ind w:left="0" w:firstLine="0"/>
-        <w:rPr>
-          <w:b/>
-          <w:bCs/>
-          <w:shd w:val="clear" w:color="auto" w:fill="FDF9D7"/>
-        </w:rPr>
-      </w:pPr>
-      <w:r>
-        <w:rPr>
-          <w:b/>
-          <w:bCs/>
-          <w:shd w:val="clear" w:color="auto" w:fill="FDF9D7"/>
-        </w:rPr>
-        <w:t>|------|------------|----------|---------|---------|------|</w:t>
-      </w:r>
-    </w:p>
-    <w:p>
-      <w:pPr>
-        <w:pStyle w:val="ListParagraph"/>
-        <w:tabs>
-          <w:tab w:val="left" w:pos="473"/>
-        </w:tabs>
-        <w:ind w:left="0" w:firstLine="0"/>
-        <w:rPr>
-          <w:b/>
-          <w:bCs/>
-          <w:shd w:val="clear" w:color="auto" w:fill="FDF9D7"/>
-        </w:rPr>
-      </w:pPr>
-      <w:r>
-        <w:rPr>
-          <w:b/>
-          <w:bCs/>
-          <w:shd w:val="clear" w:color="auto" w:fill="FDF9D7"/>
-        </w:rPr>
-        <w:t>{#SESSIONI_FAD}</w:t>
-      </w:r>
-    </w:p>
-    <w:p>
-      <w:pPr>
-        <w:pStyle w:val="ListParagraph"/>
-        <w:tabs>
-          <w:tab w:val="left" w:pos="473"/>
-        </w:tabs>
-        <w:ind w:left="0" w:firstLine="0"/>
-        <w:rPr>
-          <w:b/>
-          <w:bCs/>
-          <w:shd w:val="clear" w:color="auto" w:fill="FDF9D7"/>
-        </w:rPr>
-      </w:pPr>
-      <w:r>
-        <w:rPr>
-          <w:b/>
-          <w:bCs/>
-          <w:shd w:val="clear" w:color="auto" w:fill="FDF9D7"/>
-        </w:rPr>
-        <w:t>| {{data}} | {{</w:t>
-      </w:r>
-      <w:proofErr w:type="spellStart"/>
-      <w:r>
-        <w:rPr>
-          <w:b/>
-          <w:bCs/>
-          <w:shd w:val="clear" w:color="auto" w:fill="FDF9D7"/>
-        </w:rPr>
-        <w:t>ora_inizio</w:t>
-      </w:r>
-      <w:proofErr w:type="spellEnd"/>
-      <w:r>
-        <w:rPr>
-          <w:b/>
-          <w:bCs/>
-          <w:shd w:val="clear" w:color="auto" w:fill="FDF9D7"/>
-        </w:rPr>
-        <w:t>}} | {{</w:t>
-      </w:r>
-      <w:proofErr w:type="spellStart"/>
-      <w:r>
-        <w:rPr>
-          <w:b/>
-          <w:bCs/>
-          <w:shd w:val="clear" w:color="auto" w:fill="FDF9D7"/>
-        </w:rPr>
-        <w:t>ora_fine</w:t>
-      </w:r>
-      <w:proofErr w:type="spellEnd"/>
-      <w:r>
-        <w:rPr>
-          <w:b/>
-          <w:bCs/>
-          <w:shd w:val="clear" w:color="auto" w:fill="FDF9D7"/>
-        </w:rPr>
-        <w:t>}} | {{NOME_CORSO}} | {{NOME_DOCENTE}} |      |</w:t>
-      </w:r>
-    </w:p>
-    <w:p>
-      <w:pPr>
-        <w:pStyle w:val="ListParagraph"/>
-        <w:tabs>
-          <w:tab w:val="left" w:pos="473"/>
-        </w:tabs>
-        <w:ind w:left="0" w:firstLine="0"/>
-        <w:rPr>
-          <w:b/>
-          <w:bCs/>
-        </w:rPr>
-      </w:pPr>
-      <w:r>
-        <w:rPr>
-          <w:b/>
-          <w:bCs/>
-          <w:shd w:val="clear" w:color="auto" w:fill="FDF9D7"/>
-        </w:rPr>
-        <w:t>{/SESSIONI_FAD}</w:t>
-      </w:r>
     </w:p>
     <w:p>
       <w:pPr>
         <w:pStyle w:val="BodyText"/>
         <w:spacing w:before="10"/>
         <w:rPr>
+          <w:rFonts w:eastAsia="Calibri" w:cs="Calibri"/>
           <w:b/>
           <w:bCs/>
-          <w:sz w:val="14"/>
-          <w:szCs w:val="14"/>
+          <w14:textOutline w14:w="0" w14:cap="flat" w14:cmpd="sng" w14:algn="ctr">
+            <w14:noFill/>
+            <w14:prstDash w14:val="solid"/>
+            <w14:bevel/>
+          </w14:textOutline>
         </w:rPr>
       </w:pPr>
     </w:p>
@@ -3176,7 +3621,7 @@
   <w:num w:numId="3" w16cid:durableId="2128229661">
     <w:abstractNumId w:val="1"/>
     <w:lvlOverride w:ilvl="0">
-      <w:lvl w:ilvl="0" w:tplc="20EA2400">
+      <w:lvl w:ilvl="0" w:tplc="A128FF0C">
         <w:start w:val="1"/>
         <w:numFmt w:val="decimal"/>
         <w:lvlText w:val="%1."/>
@@ -3210,7 +3655,7 @@
       </w:lvl>
     </w:lvlOverride>
     <w:lvlOverride w:ilvl="1">
-      <w:lvl w:ilvl="1" w:tplc="8684F690">
+      <w:lvl w:ilvl="1" w:tplc="2C6C6FDA">
         <w:start w:val="1"/>
         <w:numFmt w:val="decimal"/>
         <w:lvlText w:val="%2."/>
@@ -3245,7 +3690,7 @@
       </w:lvl>
     </w:lvlOverride>
     <w:lvlOverride w:ilvl="2">
-      <w:lvl w:ilvl="2" w:tplc="7A1CFA26">
+      <w:lvl w:ilvl="2" w:tplc="74F2FE9C">
         <w:start w:val="1"/>
         <w:numFmt w:val="decimal"/>
         <w:lvlText w:val="%3."/>
@@ -3280,7 +3725,7 @@
       </w:lvl>
     </w:lvlOverride>
     <w:lvlOverride w:ilvl="3">
-      <w:lvl w:ilvl="3" w:tplc="289EAF5C">
+      <w:lvl w:ilvl="3" w:tplc="4C4A1AB4">
         <w:start w:val="1"/>
         <w:numFmt w:val="decimal"/>
         <w:lvlText w:val="%4."/>
@@ -3315,7 +3760,7 @@
       </w:lvl>
     </w:lvlOverride>
     <w:lvlOverride w:ilvl="4">
-      <w:lvl w:ilvl="4" w:tplc="E960BD9A">
+      <w:lvl w:ilvl="4" w:tplc="EF24C502">
         <w:start w:val="1"/>
         <w:numFmt w:val="decimal"/>
         <w:lvlText w:val="%5."/>
@@ -3350,7 +3795,7 @@
       </w:lvl>
     </w:lvlOverride>
     <w:lvlOverride w:ilvl="5">
-      <w:lvl w:ilvl="5" w:tplc="64580354">
+      <w:lvl w:ilvl="5" w:tplc="6986CDA2">
         <w:start w:val="1"/>
         <w:numFmt w:val="decimal"/>
         <w:lvlText w:val="%6."/>
@@ -3385,7 +3830,7 @@
       </w:lvl>
     </w:lvlOverride>
     <w:lvlOverride w:ilvl="6">
-      <w:lvl w:ilvl="6" w:tplc="235A882C">
+      <w:lvl w:ilvl="6" w:tplc="3404C3A8">
         <w:start w:val="1"/>
         <w:numFmt w:val="decimal"/>
         <w:lvlText w:val="%7."/>
@@ -3420,7 +3865,7 @@
       </w:lvl>
     </w:lvlOverride>
     <w:lvlOverride w:ilvl="7">
-      <w:lvl w:ilvl="7" w:tplc="96B8B8CA">
+      <w:lvl w:ilvl="7" w:tplc="A8E4B356">
         <w:start w:val="1"/>
         <w:numFmt w:val="decimal"/>
         <w:lvlText w:val="%8."/>
@@ -3455,7 +3900,7 @@
       </w:lvl>
     </w:lvlOverride>
     <w:lvlOverride w:ilvl="8">
-      <w:lvl w:ilvl="8" w:tplc="CD84D056">
+      <w:lvl w:ilvl="8" w:tplc="5A248B2E">
         <w:start w:val="1"/>
         <w:numFmt w:val="decimal"/>
         <w:lvlText w:val="%9."/>
@@ -3493,7 +3938,7 @@
   <w:num w:numId="4" w16cid:durableId="454951919">
     <w:abstractNumId w:val="1"/>
     <w:lvlOverride w:ilvl="0">
-      <w:lvl w:ilvl="0" w:tplc="20EA2400">
+      <w:lvl w:ilvl="0" w:tplc="A128FF0C">
         <w:start w:val="1"/>
         <w:numFmt w:val="decimal"/>
         <w:lvlText w:val="%1."/>
@@ -3527,7 +3972,7 @@
       </w:lvl>
     </w:lvlOverride>
     <w:lvlOverride w:ilvl="1">
-      <w:lvl w:ilvl="1" w:tplc="8684F690">
+      <w:lvl w:ilvl="1" w:tplc="2C6C6FDA">
         <w:start w:val="1"/>
         <w:numFmt w:val="decimal"/>
         <w:lvlText w:val="%2."/>
@@ -3562,7 +4007,7 @@
       </w:lvl>
     </w:lvlOverride>
     <w:lvlOverride w:ilvl="2">
-      <w:lvl w:ilvl="2" w:tplc="7A1CFA26">
+      <w:lvl w:ilvl="2" w:tplc="74F2FE9C">
         <w:start w:val="1"/>
         <w:numFmt w:val="decimal"/>
         <w:lvlText w:val="%3."/>
@@ -3597,7 +4042,7 @@
       </w:lvl>
     </w:lvlOverride>
     <w:lvlOverride w:ilvl="3">
-      <w:lvl w:ilvl="3" w:tplc="289EAF5C">
+      <w:lvl w:ilvl="3" w:tplc="4C4A1AB4">
         <w:start w:val="1"/>
         <w:numFmt w:val="decimal"/>
         <w:lvlText w:val="%4."/>
@@ -3632,7 +4077,7 @@
       </w:lvl>
     </w:lvlOverride>
     <w:lvlOverride w:ilvl="4">
-      <w:lvl w:ilvl="4" w:tplc="E960BD9A">
+      <w:lvl w:ilvl="4" w:tplc="EF24C502">
         <w:start w:val="1"/>
         <w:numFmt w:val="decimal"/>
         <w:lvlText w:val="%5."/>
@@ -3667,7 +4112,7 @@
       </w:lvl>
     </w:lvlOverride>
     <w:lvlOverride w:ilvl="5">
-      <w:lvl w:ilvl="5" w:tplc="64580354">
+      <w:lvl w:ilvl="5" w:tplc="6986CDA2">
         <w:start w:val="1"/>
         <w:numFmt w:val="decimal"/>
         <w:lvlText w:val="%6."/>
@@ -3702,7 +4147,7 @@
       </w:lvl>
     </w:lvlOverride>
     <w:lvlOverride w:ilvl="6">
-      <w:lvl w:ilvl="6" w:tplc="235A882C">
+      <w:lvl w:ilvl="6" w:tplc="3404C3A8">
         <w:start w:val="1"/>
         <w:numFmt w:val="decimal"/>
         <w:lvlText w:val="%7."/>
@@ -3737,7 +4182,7 @@
       </w:lvl>
     </w:lvlOverride>
     <w:lvlOverride w:ilvl="7">
-      <w:lvl w:ilvl="7" w:tplc="96B8B8CA">
+      <w:lvl w:ilvl="7" w:tplc="A8E4B356">
         <w:start w:val="1"/>
         <w:numFmt w:val="decimal"/>
         <w:lvlText w:val="%8."/>
@@ -3772,7 +4217,7 @@
       </w:lvl>
     </w:lvlOverride>
     <w:lvlOverride w:ilvl="8">
-      <w:lvl w:ilvl="8" w:tplc="CD84D056">
+      <w:lvl w:ilvl="8" w:tplc="5A248B2E">
         <w:start w:val="1"/>
         <w:numFmt w:val="decimal"/>
         <w:lvlText w:val="%9."/>
@@ -4263,6 +4708,7 @@
   <w:style w:type="character" w:default="1" w:styleId="DefaultParagraphFont">
     <w:name w:val="Default Paragraph Font"/>
     <w:uiPriority w:val="1"/>
+    <w:semiHidden/>
     <w:unhideWhenUsed/>
   </w:style>
   <w:style w:type="table" w:default="1" w:styleId="TableNormal">
@@ -4475,6 +4921,22 @@
       <w:szCs w:val="24"/>
       <w:lang w:val="en-US" w:eastAsia="en-US"/>
     </w:rPr>
+  </w:style>
+  <w:style w:type="table" w:styleId="TableGrid">
+    <w:name w:val="Table Grid"/>
+    <w:basedOn w:val="TableNormal"/>
+    <w:uiPriority w:val="39"/>
+    <w:rsid w:val="00743605"/>
+    <w:tblPr>
+      <w:tblBorders>
+        <w:top w:val="single" w:sz="4" w:space="0" w:color="auto"/>
+        <w:left w:val="single" w:sz="4" w:space="0" w:color="auto"/>
+        <w:bottom w:val="single" w:sz="4" w:space="0" w:color="auto"/>
+        <w:right w:val="single" w:sz="4" w:space="0" w:color="auto"/>
+        <w:insideH w:val="single" w:sz="4" w:space="0" w:color="auto"/>
+        <w:insideV w:val="single" w:sz="4" w:space="0" w:color="auto"/>
+      </w:tblBorders>
+    </w:tblPr>
   </w:style>
 </w:styles>
 </file>

--- a/public/templates/modello_A_FAD_con_placeholder.docx
+++ b/public/templates/modello_A_FAD_con_placeholder.docx
@@ -65,7 +65,7 @@
             <v:stroke joinstyle="miter"/>
             <v:path gradientshapeok="t" o:connecttype="rect"/>
           </v:shapetype>
-          <v:shape id="_x0000_s1026" type="#_x0000_t202" style="position:absolute;margin-left:56.9pt;margin-top:19.7pt;width:714pt;height:43.1pt;z-index:251659264;visibility:visible;mso-wrap-distance-left:0;mso-wrap-distance-top:0;mso-wrap-distance-right:0;mso-wrap-distance-bottom:0;mso-position-horizontal:absolute;mso-position-horizontal-relative:page;mso-position-vertical:absolute;mso-position-vertical-relative:line" fillcolor="#d9d9d9" strokeweight=".5pt">
+          <v:shape id="_x0000_s1026" type="#_x0000_t202" style="position:absolute;margin-left:56.9pt;margin-top:19.7pt;width:714pt;height:56.4pt;z-index:251659264;visibility:visible;mso-wrap-distance-left:0;mso-wrap-distance-top:0;mso-wrap-distance-right:0;mso-wrap-distance-bottom:0;mso-position-horizontal:absolute;mso-position-horizontal-relative:page;mso-position-vertical:absolute;mso-position-vertical-relative:line" fillcolor="#d9d9d9" strokeweight=".5pt">
             <v:textbox>
               <w:txbxContent>
                 <w:p>
@@ -301,7 +301,10 @@
                     <w:t>Sede Accreditata di riferimento</w:t>
                   </w:r>
                   <w:r>
-                    <w:t>…… {{SEDE_ACCREDITATA}}</w:t>
+                    <w:t xml:space="preserve">…… </w:t>
+                  </w:r>
+                  <w:r>
+                    <w:t>{{SEDE_ACCREDITATA_COMPLETA}}</w:t>
                   </w:r>
                 </w:p>
                 <w:p>
@@ -362,15 +365,7 @@
                     <w:t>Corso</w:t>
                   </w:r>
                   <w:r>
-                    <w:t>/Progetto: ………Id corso {{ID_CORSO</w:t>
-                  </w:r>
-                  <w:proofErr w:type="gramStart"/>
-                  <w:r>
-                    <w:t xml:space="preserve">}}   </w:t>
-                  </w:r>
-                  <w:proofErr w:type="gramEnd"/>
-                  <w:r>
-                    <w:t xml:space="preserve"> ID sezione {{ID_SEZIONE}}</w:t>
+                    <w:t>/Progetto: ………Id corso {{ID_CORSO}}    ID sezione {{ID_SEZIONE}}</w:t>
                   </w:r>
                 </w:p>
                 <w:p>
@@ -386,7 +381,13 @@
                     <w:t>Numero di ore in FAD</w:t>
                   </w:r>
                   <w:r>
-                    <w:t>… {{ORE_FAD}}</w:t>
+                    <w:t>… {{ORE_</w:t>
+                  </w:r>
+                  <w:r>
+                    <w:t>TOTALE_</w:t>
+                  </w:r>
+                  <w:r>
+                    <w:t>FAD}}</w:t>
                   </w:r>
                 </w:p>
                 <w:p>
@@ -399,21 +400,7 @@
                     <w:rPr>
                       <w:shd w:val="clear" w:color="auto" w:fill="FDF9D7"/>
                     </w:rPr>
-                    <w:t xml:space="preserve">Offerta Formativa in </w:t>
-                  </w:r>
-                  <w:proofErr w:type="spellStart"/>
-                  <w:r>
-                    <w:rPr>
-                      <w:shd w:val="clear" w:color="auto" w:fill="FDF9D7"/>
-                    </w:rPr>
-                    <w:t>Gefo</w:t>
-                  </w:r>
-                  <w:proofErr w:type="spellEnd"/>
-                  <w:r>
-                    <w:rPr>
-                      <w:shd w:val="clear" w:color="auto" w:fill="FDF9D7"/>
-                    </w:rPr>
-                    <w:t xml:space="preserve"> o SIUF…</w:t>
+                    <w:t>Offerta Formativa in Gefo o SIUF…</w:t>
                   </w:r>
                   <w:r>
                     <w:t>…</w:t>
@@ -430,13 +417,19 @@
                     <w:t xml:space="preserve"> </w:t>
                   </w:r>
                   <w:r>
-                    <w:t>{{CODICE_OFFERTA_FORMATIVA}} – {{NOME_OFFERTA_FORMATIVA}}</w:t>
+                    <w:t>{{CODICE_OFFERTA_FORMATIVA}}</w:t>
+                  </w:r>
+                  <w:r>
+                    <w:t xml:space="preserve"> </w:t>
+                  </w:r>
+                  <w:r>
+                    <w:t>{{NOME_OFFERTA_FORMATIVA}}</w:t>
                   </w:r>
                 </w:p>
                 <w:p>
                   <w:pPr>
                     <w:pStyle w:val="BodyText"/>
-                    <w:spacing w:before="135"/>
+                    <w:spacing w:before="134"/>
                     <w:ind w:left="898"/>
                     <w:rPr>
                       <w:del w:id="0" w:author="Andres Moles" w:date="2025-11-23T17:07:00Z"/>
@@ -449,13 +442,8 @@
                     <w:t>Referente delle attività</w:t>
                   </w:r>
                   <w:r>
-                    <w:t xml:space="preserve"> …… </w:t>
+                    <w:t xml:space="preserve"> ……</w:t>
                   </w:r>
-                  <w:del w:id="1" w:author="Andres Moles" w:date="2025-11-23T17:07:00Z">
-                    <w:r>
-                      <w:delText>xxxxxxxxxxxxx</w:delText>
-                    </w:r>
-                  </w:del>
                 </w:p>
                 <w:p>
                   <w:pPr>
@@ -491,6 +479,9 @@
                   <w:r>
                     <w:t xml:space="preserve"> </w:t>
                   </w:r>
+                  <w:r>
+                    <w:t>{{}}{{}}@akgitalia.it</w:t>
+                  </w:r>
                 </w:p>
                 <w:p>
                   <w:pPr>
@@ -516,6 +507,12 @@
                     </w:rPr>
                     <w:t xml:space="preserve">Il controllo di Regione Lombardia:  </w:t>
                   </w:r>
+                  <w:r>
+                    <w:rPr>
+                      <w:shd w:val="clear" w:color="auto" w:fill="FDF9D7"/>
+                    </w:rPr>
+                    <w:t>{{ZOOM_LINK}}</w:t>
+                  </w:r>
                 </w:p>
                 <w:p>
                   <w:pPr>
@@ -523,6 +520,7 @@
                     <w:ind w:left="178" w:firstLine="720"/>
                     <w:rPr>
                       <w:shd w:val="clear" w:color="auto" w:fill="FDF9D7"/>
+                      <w:lang w:val="it-IT"/>
                     </w:rPr>
                   </w:pPr>
                   <w:r>
@@ -530,6 +528,12 @@
                       <w:rStyle w:val="Hyperlink0"/>
                     </w:rPr>
                     <w:t>{{PIATTAFORMA}}</w:t>
+                  </w:r>
+                  <w:r>
+                    <w:rPr>
+                      <w:rStyle w:val="Hyperlink0"/>
+                    </w:rPr>
+                    <w:t xml:space="preserve"> </w:t>
                   </w:r>
                 </w:p>
                 <w:p>
@@ -539,31 +543,19 @@
                     <w:ind w:left="898"/>
                     <w:rPr>
                       <w:shd w:val="clear" w:color="auto" w:fill="FDF9D7"/>
-                      <w:lang w:val="en-US"/>
                     </w:rPr>
                   </w:pPr>
                   <w:r>
                     <w:rPr>
                       <w:shd w:val="clear" w:color="auto" w:fill="FDF9D7"/>
-                      <w:lang w:val="en-US"/>
                     </w:rPr>
-                    <w:t xml:space="preserve">ID </w:t>
+                    <w:t xml:space="preserve">ID riunione: </w:t>
                   </w:r>
-                  <w:proofErr w:type="spellStart"/>
                   <w:r>
                     <w:rPr>
                       <w:shd w:val="clear" w:color="auto" w:fill="FDF9D7"/>
-                      <w:lang w:val="en-US"/>
                     </w:rPr>
-                    <w:t>riunione</w:t>
-                  </w:r>
-                  <w:proofErr w:type="spellEnd"/>
-                  <w:r>
-                    <w:rPr>
-                      <w:shd w:val="clear" w:color="auto" w:fill="FDF9D7"/>
-                      <w:lang w:val="en-US"/>
-                    </w:rPr>
-                    <w:t>: {{ZOOM_MEETING_ID}}</w:t>
+                    <w:t>{{ID_RIUNIONE}}</w:t>
                   </w:r>
                 </w:p>
                 <w:p>
@@ -572,19 +564,11 @@
                     <w:spacing w:before="134"/>
                     <w:ind w:left="898"/>
                   </w:pPr>
-                  <w:proofErr w:type="spellStart"/>
                   <w:r>
                     <w:rPr>
                       <w:shd w:val="clear" w:color="auto" w:fill="FDF9D7"/>
                     </w:rPr>
-                    <w:t>Passcode</w:t>
-                  </w:r>
-                  <w:proofErr w:type="spellEnd"/>
-                  <w:r>
-                    <w:rPr>
-                      <w:shd w:val="clear" w:color="auto" w:fill="FDF9D7"/>
-                    </w:rPr>
-                    <w:t xml:space="preserve">: </w:t>
+                    <w:t xml:space="preserve">Passcode: </w:t>
                   </w:r>
                   <w:r>
                     <w:rPr>
@@ -853,13 +837,6 @@
         <w:t xml:space="preserve">Moduli realizzati in modalità </w:t>
       </w:r>
       <w:r>
-        <w:rPr>
-          <w:rPrChange w:id="2" w:author="Andres Moles" w:date="2025-11-30T19:45:00Z" w16du:dateUtc="2025-11-30T18:45:00Z">
-            <w:rPr>
-              <w:lang w:val="en-US"/>
-            </w:rPr>
-          </w:rPrChange>
-        </w:rPr>
         <w:t>e-learning</w:t>
       </w:r>
       <w:r>
@@ -872,13 +849,6 @@
         <w:t xml:space="preserve">e obiettivi di apprendimento rispetto alle </w:t>
       </w:r>
       <w:r>
-        <w:rPr>
-          <w:rPrChange w:id="3" w:author="Andres Moles" w:date="2025-11-30T19:45:00Z" w16du:dateUtc="2025-11-30T18:45:00Z">
-            <w:rPr>
-              <w:lang w:val="en-US"/>
-            </w:rPr>
-          </w:rPrChange>
-        </w:rPr>
         <w:t>unit</w:t>
       </w:r>
       <w:r>
@@ -894,42 +864,41 @@
         </w:tabs>
         <w:spacing w:before="93"/>
         <w:ind w:left="0" w:firstLine="0"/>
-        <w:rPr>
-          <w:rFonts w:ascii="Menlo Regular" w:eastAsia="Arial Unicode MS" w:hAnsi="Menlo Regular" w:cs="Arial Unicode MS"/>
-          <w:b w:val="0"/>
-          <w:bCs w:val="0"/>
+      </w:pPr>
+    </w:p>
+    <w:p>
+      <w:pPr>
+        <w:pStyle w:val="Heading2"/>
+        <w:tabs>
+          <w:tab w:val="left" w:pos="823"/>
+          <w:tab w:val="left" w:pos="824"/>
+        </w:tabs>
+        <w:spacing w:before="93"/>
+        <w:ind w:left="0" w:firstLine="0"/>
+        <w:rPr>
+          <w:rFonts w:ascii="Menlo Regular" w:hAnsi="Menlo Regular"/>
           <w:color w:val="3B3B3B"/>
-          <w:sz w:val="24"/>
-          <w:szCs w:val="24"/>
           <w:shd w:val="clear" w:color="auto" w:fill="FFFFFF"/>
         </w:rPr>
       </w:pPr>
       <w:r>
-        <w:tab/>
-      </w:r>
-      <w:r>
-        <w:rPr>
-          <w:rFonts w:ascii="Menlo Regular" w:eastAsia="Arial Unicode MS" w:hAnsi="Menlo Regular" w:cs="Arial Unicode MS"/>
-          <w:b w:val="0"/>
-          <w:bCs w:val="0"/>
+        <w:rPr>
+          <w:rFonts w:ascii="Menlo Regular" w:hAnsi="Menlo Regular"/>
           <w:color w:val="3B3B3B"/>
-          <w:sz w:val="24"/>
-          <w:szCs w:val="24"/>
           <w:shd w:val="clear" w:color="auto" w:fill="FFFFFF"/>
-          <w:rPrChange w:id="4" w:author="Andres Moles" w:date="2025-11-30T19:45:00Z" w16du:dateUtc="2025-11-30T18:45:00Z">
-            <w:rPr>
-              <w:lang w:val="en-US"/>
-            </w:rPr>
-          </w:rPrChange>
         </w:rPr>
         <w:t>{#LISTA_ARGOMENTI}</w:t>
       </w:r>
     </w:p>
     <w:p>
       <w:pPr>
-        <w:pStyle w:val="Default"/>
-        <w:suppressAutoHyphens/>
-        <w:spacing w:before="0" w:line="240" w:lineRule="auto"/>
+        <w:pStyle w:val="Heading2"/>
+        <w:tabs>
+          <w:tab w:val="left" w:pos="823"/>
+          <w:tab w:val="left" w:pos="824"/>
+        </w:tabs>
+        <w:spacing w:before="93"/>
+        <w:ind w:left="0" w:firstLine="0"/>
         <w:rPr>
           <w:rFonts w:ascii="Menlo Regular" w:hAnsi="Menlo Regular"/>
           <w:color w:val="3B3B3B"/>
@@ -942,19 +911,22 @@
           <w:color w:val="3B3B3B"/>
           <w:shd w:val="clear" w:color="auto" w:fill="FFFFFF"/>
         </w:rPr>
-        <w:t xml:space="preserve">       - {{argomento}} (dal modulo: {{modulo}})</w:t>
+        <w:t>{{ARGOMENTO}} ({{MODULO}})</w:t>
       </w:r>
     </w:p>
     <w:p>
       <w:pPr>
-        <w:pStyle w:val="Default"/>
-        <w:suppressAutoHyphens/>
-        <w:spacing w:before="0" w:line="240" w:lineRule="auto"/>
+        <w:pStyle w:val="Heading2"/>
+        <w:tabs>
+          <w:tab w:val="left" w:pos="823"/>
+          <w:tab w:val="left" w:pos="824"/>
+        </w:tabs>
+        <w:spacing w:before="93"/>
+        <w:ind w:left="0" w:firstLine="0"/>
         <w:rPr>
           <w:rFonts w:ascii="Menlo Regular" w:hAnsi="Menlo Regular"/>
           <w:color w:val="3B3B3B"/>
           <w:shd w:val="clear" w:color="auto" w:fill="FFFFFF"/>
-          <w:lang w:val="en-US"/>
         </w:rPr>
       </w:pPr>
       <w:r>
@@ -963,16 +935,71 @@
           <w:color w:val="3B3B3B"/>
           <w:shd w:val="clear" w:color="auto" w:fill="FFFFFF"/>
         </w:rPr>
-        <w:t xml:space="preserve">      </w:t>
+        <w:t>{/LISTA_ARGOMENTI}</w:t>
       </w:r>
-      <w:r>
+    </w:p>
+    <w:p>
+      <w:pPr>
+        <w:pStyle w:val="Heading2"/>
+        <w:tabs>
+          <w:tab w:val="left" w:pos="823"/>
+          <w:tab w:val="left" w:pos="824"/>
+        </w:tabs>
+        <w:spacing w:before="93"/>
+        <w:ind w:left="0" w:firstLine="0"/>
         <w:rPr>
           <w:rFonts w:ascii="Menlo Regular" w:hAnsi="Menlo Regular"/>
           <w:color w:val="3B3B3B"/>
           <w:shd w:val="clear" w:color="auto" w:fill="FFFFFF"/>
-          <w:lang w:val="en-US"/>
-        </w:rPr>
-        <w:t>{/LISTA_ARGOMENTI}</w:t>
+        </w:rPr>
+      </w:pPr>
+    </w:p>
+    <w:p>
+      <w:pPr>
+        <w:pStyle w:val="Heading2"/>
+        <w:tabs>
+          <w:tab w:val="left" w:pos="823"/>
+          <w:tab w:val="left" w:pos="824"/>
+        </w:tabs>
+        <w:spacing w:before="93"/>
+        <w:ind w:left="0" w:firstLine="0"/>
+        <w:rPr>
+          <w:rFonts w:ascii="Menlo Regular" w:hAnsi="Menlo Regular"/>
+          <w:color w:val="3B3B3B"/>
+          <w:shd w:val="clear" w:color="auto" w:fill="FFFFFF"/>
+        </w:rPr>
+      </w:pPr>
+      <w:r>
+        <w:rPr>
+          <w:rFonts w:ascii="Menlo Regular" w:hAnsi="Menlo Regular"/>
+          <w:color w:val="3B3B3B"/>
+          <w:shd w:val="clear" w:color="auto" w:fill="FFFFFF"/>
+        </w:rPr>
+        <w:t>{#LISTA_ARGOMENTI}</w:t>
+      </w:r>
+    </w:p>
+    <w:p>
+      <w:pPr>
+        <w:pStyle w:val="Heading2"/>
+        <w:tabs>
+          <w:tab w:val="left" w:pos="823"/>
+          <w:tab w:val="left" w:pos="824"/>
+        </w:tabs>
+        <w:spacing w:before="93"/>
+        <w:ind w:left="0" w:firstLine="0"/>
+        <w:rPr>
+          <w:rFonts w:ascii="Menlo Regular" w:hAnsi="Menlo Regular"/>
+          <w:color w:val="3B3B3B"/>
+          <w:shd w:val="clear" w:color="auto" w:fill="FFFFFF"/>
+        </w:rPr>
+      </w:pPr>
+      <w:r>
+        <w:rPr>
+          <w:rFonts w:ascii="Menlo Regular" w:hAnsi="Menlo Regular"/>
+          <w:color w:val="3B3B3B"/>
+          <w:shd w:val="clear" w:color="auto" w:fill="FFFFFF"/>
+        </w:rPr>
+        <w:t>{{ARGOMENTO}}{/LISTA_ARGOMENTI}</w:t>
       </w:r>
     </w:p>
     <w:p>
@@ -1020,26 +1047,12 @@
         <w:t xml:space="preserve">Modalità di valutazione dell'apprendimento </w:t>
       </w:r>
       <w:r>
-        <w:rPr>
-          <w:rPrChange w:id="5" w:author="Andres Moles" w:date="2025-11-30T19:45:00Z" w16du:dateUtc="2025-11-30T18:45:00Z">
-            <w:rPr>
-              <w:lang w:val="es-ES_tradnl"/>
-            </w:rPr>
-          </w:rPrChange>
-        </w:rPr>
         <w:t>durante</w:t>
       </w:r>
       <w:r>
         <w:t xml:space="preserve"> il percorso in modalità </w:t>
       </w:r>
       <w:r>
-        <w:rPr>
-          <w:rPrChange w:id="6" w:author="Andres Moles" w:date="2025-11-30T19:45:00Z" w16du:dateUtc="2025-11-30T18:45:00Z">
-            <w:rPr>
-              <w:lang w:val="en-US"/>
-            </w:rPr>
-          </w:rPrChange>
-        </w:rPr>
         <w:t>e-learning,</w:t>
       </w:r>
     </w:p>
@@ -1133,12 +1146,12 @@
         <w:tblLook w:val="04A0" w:firstRow="1" w:lastRow="0" w:firstColumn="1" w:lastColumn="0" w:noHBand="0" w:noVBand="1"/>
       </w:tblPr>
       <w:tblGrid>
-        <w:gridCol w:w="2758"/>
-        <w:gridCol w:w="2331"/>
-        <w:gridCol w:w="2313"/>
-        <w:gridCol w:w="2358"/>
-        <w:gridCol w:w="2384"/>
-        <w:gridCol w:w="2366"/>
+        <w:gridCol w:w="2608"/>
+        <w:gridCol w:w="2372"/>
+        <w:gridCol w:w="2362"/>
+        <w:gridCol w:w="2386"/>
+        <w:gridCol w:w="2400"/>
+        <w:gridCol w:w="2382"/>
       </w:tblGrid>
       <w:tr>
         <w:tc>
@@ -1440,33 +1453,7 @@
                   <w14:bevel/>
                 </w14:textOutline>
               </w:rPr>
-              <w:t>{{#SESSIONI_FAD</w:t>
-            </w:r>
-            <w:proofErr w:type="gramStart"/>
-            <w:r>
-              <w:rPr>
-                <w:b/>
-                <w:bCs/>
-                <w14:textOutline w14:w="0" w14:cap="flat" w14:cmpd="sng" w14:algn="ctr">
-                  <w14:noFill/>
-                  <w14:prstDash w14:val="solid"/>
-                  <w14:bevel/>
-                </w14:textOutline>
-              </w:rPr>
-              <w:t>}}{</w:t>
-            </w:r>
-            <w:proofErr w:type="gramEnd"/>
-            <w:r>
-              <w:rPr>
-                <w:b/>
-                <w:bCs/>
-                <w14:textOutline w14:w="0" w14:cap="flat" w14:cmpd="sng" w14:algn="ctr">
-                  <w14:noFill/>
-                  <w14:prstDash w14:val="solid"/>
-                  <w14:bevel/>
-                </w14:textOutline>
-              </w:rPr>
-              <w:t>{DATA}}</w:t>
+              <w:t>{#SESSIONI_FAD}{{DATA}}</w:t>
             </w:r>
           </w:p>
         </w:tc>
@@ -1681,7 +1668,7 @@
                   <w14:bevel/>
                 </w14:textOutline>
               </w:rPr>
-              <w:t>{{/SESSIONI_FAD}}</w:t>
+              <w:t>{/SESSIONI_FAD}</w:t>
             </w:r>
           </w:p>
         </w:tc>
@@ -1776,6 +1763,221 @@
         </w:rPr>
         <w:t>PARTECIPANTI</w:t>
       </w:r>
+    </w:p>
+    <w:tbl>
+      <w:tblPr>
+        <w:tblStyle w:val="TableGrid"/>
+        <w:tblW w:w="0" w:type="auto"/>
+        <w:tblInd w:w="472" w:type="dxa"/>
+        <w:tblLook w:val="04A0" w:firstRow="1" w:lastRow="0" w:firstColumn="1" w:lastColumn="0" w:noHBand="0" w:noVBand="1"/>
+      </w:tblPr>
+      <w:tblGrid>
+        <w:gridCol w:w="4702"/>
+        <w:gridCol w:w="4649"/>
+        <w:gridCol w:w="4687"/>
+      </w:tblGrid>
+      <w:tr>
+        <w:tc>
+          <w:tcPr>
+            <w:tcW w:w="4836" w:type="dxa"/>
+          </w:tcPr>
+          <w:p>
+            <w:pPr>
+              <w:pStyle w:val="Heading2"/>
+              <w:pBdr>
+                <w:top w:val="none" w:sz="0" w:space="0" w:color="auto"/>
+                <w:left w:val="none" w:sz="0" w:space="0" w:color="auto"/>
+                <w:bottom w:val="none" w:sz="0" w:space="0" w:color="auto"/>
+                <w:right w:val="none" w:sz="0" w:space="0" w:color="auto"/>
+                <w:between w:val="none" w:sz="0" w:space="0" w:color="auto"/>
+                <w:bar w:val="none" w:sz="0" w:color="auto"/>
+              </w:pBdr>
+              <w:tabs>
+                <w:tab w:val="left" w:pos="473"/>
+              </w:tabs>
+              <w:ind w:left="0" w:firstLine="0"/>
+              <w:rPr>
+                <w:lang w:val="de-DE"/>
+              </w:rPr>
+            </w:pPr>
+            <w:r>
+              <w:rPr>
+                <w:lang w:val="de-DE"/>
+              </w:rPr>
+              <w:t>N.</w:t>
+            </w:r>
+          </w:p>
+        </w:tc>
+        <w:tc>
+          <w:tcPr>
+            <w:tcW w:w="4837" w:type="dxa"/>
+          </w:tcPr>
+          <w:p>
+            <w:pPr>
+              <w:pStyle w:val="Heading2"/>
+              <w:pBdr>
+                <w:top w:val="none" w:sz="0" w:space="0" w:color="auto"/>
+                <w:left w:val="none" w:sz="0" w:space="0" w:color="auto"/>
+                <w:bottom w:val="none" w:sz="0" w:space="0" w:color="auto"/>
+                <w:right w:val="none" w:sz="0" w:space="0" w:color="auto"/>
+                <w:between w:val="none" w:sz="0" w:space="0" w:color="auto"/>
+                <w:bar w:val="none" w:sz="0" w:color="auto"/>
+              </w:pBdr>
+              <w:tabs>
+                <w:tab w:val="left" w:pos="473"/>
+              </w:tabs>
+              <w:ind w:left="0" w:firstLine="0"/>
+              <w:rPr>
+                <w:lang w:val="de-DE"/>
+              </w:rPr>
+            </w:pPr>
+            <w:r>
+              <w:rPr>
+                <w:lang w:val="de-DE"/>
+              </w:rPr>
+              <w:t>NOMINATIVO</w:t>
+            </w:r>
+          </w:p>
+        </w:tc>
+        <w:tc>
+          <w:tcPr>
+            <w:tcW w:w="4837" w:type="dxa"/>
+          </w:tcPr>
+          <w:p>
+            <w:pPr>
+              <w:pStyle w:val="Heading2"/>
+              <w:pBdr>
+                <w:top w:val="none" w:sz="0" w:space="0" w:color="auto"/>
+                <w:left w:val="none" w:sz="0" w:space="0" w:color="auto"/>
+                <w:bottom w:val="none" w:sz="0" w:space="0" w:color="auto"/>
+                <w:right w:val="none" w:sz="0" w:space="0" w:color="auto"/>
+                <w:between w:val="none" w:sz="0" w:space="0" w:color="auto"/>
+                <w:bar w:val="none" w:sz="0" w:color="auto"/>
+              </w:pBdr>
+              <w:tabs>
+                <w:tab w:val="left" w:pos="473"/>
+              </w:tabs>
+              <w:ind w:left="0" w:firstLine="0"/>
+              <w:rPr>
+                <w:lang w:val="de-DE"/>
+              </w:rPr>
+            </w:pPr>
+            <w:r>
+              <w:rPr>
+                <w:lang w:val="de-DE"/>
+              </w:rPr>
+              <w:t>E-MAIL</w:t>
+            </w:r>
+          </w:p>
+        </w:tc>
+      </w:tr>
+      <w:tr>
+        <w:tc>
+          <w:tcPr>
+            <w:tcW w:w="4836" w:type="dxa"/>
+          </w:tcPr>
+          <w:p>
+            <w:pPr>
+              <w:pStyle w:val="Heading2"/>
+              <w:pBdr>
+                <w:top w:val="none" w:sz="0" w:space="0" w:color="auto"/>
+                <w:left w:val="none" w:sz="0" w:space="0" w:color="auto"/>
+                <w:bottom w:val="none" w:sz="0" w:space="0" w:color="auto"/>
+                <w:right w:val="none" w:sz="0" w:space="0" w:color="auto"/>
+                <w:between w:val="none" w:sz="0" w:space="0" w:color="auto"/>
+                <w:bar w:val="none" w:sz="0" w:color="auto"/>
+              </w:pBdr>
+              <w:tabs>
+                <w:tab w:val="left" w:pos="473"/>
+              </w:tabs>
+              <w:ind w:left="0" w:firstLine="0"/>
+              <w:rPr>
+                <w:lang w:val="de-DE"/>
+              </w:rPr>
+            </w:pPr>
+            <w:r>
+              <w:rPr>
+                <w:lang w:val="en-US"/>
+              </w:rPr>
+              <w:t>{#PARTECIPANTI}{{numero}}</w:t>
+            </w:r>
+          </w:p>
+        </w:tc>
+        <w:tc>
+          <w:tcPr>
+            <w:tcW w:w="4837" w:type="dxa"/>
+          </w:tcPr>
+          <w:p>
+            <w:pPr>
+              <w:pStyle w:val="Heading2"/>
+              <w:pBdr>
+                <w:top w:val="none" w:sz="0" w:space="0" w:color="auto"/>
+                <w:left w:val="none" w:sz="0" w:space="0" w:color="auto"/>
+                <w:bottom w:val="none" w:sz="0" w:space="0" w:color="auto"/>
+                <w:right w:val="none" w:sz="0" w:space="0" w:color="auto"/>
+                <w:between w:val="none" w:sz="0" w:space="0" w:color="auto"/>
+                <w:bar w:val="none" w:sz="0" w:color="auto"/>
+              </w:pBdr>
+              <w:tabs>
+                <w:tab w:val="left" w:pos="473"/>
+              </w:tabs>
+              <w:ind w:left="0" w:firstLine="0"/>
+              <w:rPr>
+                <w:lang w:val="de-DE"/>
+              </w:rPr>
+            </w:pPr>
+            <w:r>
+              <w:rPr>
+                <w:lang w:val="en-US"/>
+              </w:rPr>
+              <w:t>{{nome_completo}}</w:t>
+            </w:r>
+          </w:p>
+        </w:tc>
+        <w:tc>
+          <w:tcPr>
+            <w:tcW w:w="4837" w:type="dxa"/>
+          </w:tcPr>
+          <w:p>
+            <w:pPr>
+              <w:pStyle w:val="Heading2"/>
+              <w:pBdr>
+                <w:top w:val="none" w:sz="0" w:space="0" w:color="auto"/>
+                <w:left w:val="none" w:sz="0" w:space="0" w:color="auto"/>
+                <w:bottom w:val="none" w:sz="0" w:space="0" w:color="auto"/>
+                <w:right w:val="none" w:sz="0" w:space="0" w:color="auto"/>
+                <w:between w:val="none" w:sz="0" w:space="0" w:color="auto"/>
+                <w:bar w:val="none" w:sz="0" w:color="auto"/>
+              </w:pBdr>
+              <w:tabs>
+                <w:tab w:val="left" w:pos="473"/>
+              </w:tabs>
+              <w:ind w:left="0" w:firstLine="0"/>
+              <w:rPr>
+                <w:lang w:val="de-DE"/>
+              </w:rPr>
+            </w:pPr>
+            <w:r>
+              <w:rPr>
+                <w:lang w:val="en-US"/>
+              </w:rPr>
+              <w:t>{{email}}{/PARTECIPANTI}</w:t>
+            </w:r>
+          </w:p>
+        </w:tc>
+      </w:tr>
+    </w:tbl>
+    <w:p>
+      <w:pPr>
+        <w:pStyle w:val="Heading2"/>
+        <w:tabs>
+          <w:tab w:val="left" w:pos="473"/>
+        </w:tabs>
+        <w:ind w:firstLine="0"/>
+        <w:rPr>
+          <w:lang w:val="de-DE"/>
+        </w:rPr>
+      </w:pPr>
     </w:p>
     <w:p>
       <w:pPr>
@@ -2036,27 +2238,7 @@
                 <w:shd w:val="clear" w:color="auto" w:fill="FFFFFF"/>
                 <w:lang w:val="de-DE"/>
               </w:rPr>
-              <w:t xml:space="preserve">{{PARTECIPANTE 1 </w:t>
-            </w:r>
-            <w:proofErr w:type="gramStart"/>
-            <w:r>
-              <w:rPr>
-                <w:rFonts w:ascii="Menlo Regular" w:hAnsi="Menlo Regular"/>
-                <w:color w:val="800000"/>
-                <w:shd w:val="clear" w:color="auto" w:fill="FFFFFF"/>
-                <w:lang w:val="de-DE"/>
-              </w:rPr>
-              <w:t>EMAIL</w:t>
-            </w:r>
-            <w:proofErr w:type="gramEnd"/>
-            <w:r>
-              <w:rPr>
-                <w:rFonts w:ascii="Menlo Regular" w:hAnsi="Menlo Regular"/>
-                <w:color w:val="800000"/>
-                <w:shd w:val="clear" w:color="auto" w:fill="FFFFFF"/>
-                <w:lang w:val="de-DE"/>
-              </w:rPr>
-              <w:t>}}</w:t>
+              <w:t>{{PARTECIPANTE 1 EMAIL}}</w:t>
             </w:r>
           </w:p>
         </w:tc>
@@ -2154,27 +2336,7 @@
                 <w:shd w:val="clear" w:color="auto" w:fill="FFFFFF"/>
                 <w:lang w:val="de-DE"/>
               </w:rPr>
-              <w:t xml:space="preserve">{{PARTECIPANTE 2 </w:t>
-            </w:r>
-            <w:proofErr w:type="gramStart"/>
-            <w:r>
-              <w:rPr>
-                <w:rFonts w:ascii="Menlo Regular" w:hAnsi="Menlo Regular"/>
-                <w:color w:val="800000"/>
-                <w:shd w:val="clear" w:color="auto" w:fill="FFFFFF"/>
-                <w:lang w:val="de-DE"/>
-              </w:rPr>
-              <w:t>EMAIL</w:t>
-            </w:r>
-            <w:proofErr w:type="gramEnd"/>
-            <w:r>
-              <w:rPr>
-                <w:rFonts w:ascii="Menlo Regular" w:hAnsi="Menlo Regular"/>
-                <w:color w:val="800000"/>
-                <w:shd w:val="clear" w:color="auto" w:fill="FFFFFF"/>
-                <w:lang w:val="de-DE"/>
-              </w:rPr>
-              <w:t>}}</w:t>
+              <w:t>{{PARTECIPANTE 2 EMAIL}}</w:t>
             </w:r>
           </w:p>
         </w:tc>
@@ -2276,27 +2438,7 @@
                 <w:shd w:val="clear" w:color="auto" w:fill="FFFFFF"/>
                 <w:lang w:val="de-DE"/>
               </w:rPr>
-              <w:t xml:space="preserve">{{PARTECIPANTE 3 </w:t>
-            </w:r>
-            <w:proofErr w:type="gramStart"/>
-            <w:r>
-              <w:rPr>
-                <w:rFonts w:ascii="Menlo Regular" w:hAnsi="Menlo Regular"/>
-                <w:color w:val="800000"/>
-                <w:shd w:val="clear" w:color="auto" w:fill="FFFFFF"/>
-                <w:lang w:val="de-DE"/>
-              </w:rPr>
-              <w:t>EMAIL</w:t>
-            </w:r>
-            <w:proofErr w:type="gramEnd"/>
-            <w:r>
-              <w:rPr>
-                <w:rFonts w:ascii="Menlo Regular" w:hAnsi="Menlo Regular"/>
-                <w:color w:val="800000"/>
-                <w:shd w:val="clear" w:color="auto" w:fill="FFFFFF"/>
-                <w:lang w:val="de-DE"/>
-              </w:rPr>
-              <w:t>}}</w:t>
+              <w:t>{{PARTECIPANTE 3 EMAIL}}</w:t>
             </w:r>
           </w:p>
         </w:tc>
@@ -2398,27 +2540,7 @@
                 <w:shd w:val="clear" w:color="auto" w:fill="FFFFFF"/>
                 <w:lang w:val="de-DE"/>
               </w:rPr>
-              <w:t xml:space="preserve">{{PARTECIPANTE 4 </w:t>
-            </w:r>
-            <w:proofErr w:type="gramStart"/>
-            <w:r>
-              <w:rPr>
-                <w:rFonts w:ascii="Menlo Regular" w:hAnsi="Menlo Regular"/>
-                <w:color w:val="800000"/>
-                <w:shd w:val="clear" w:color="auto" w:fill="FFFFFF"/>
-                <w:lang w:val="de-DE"/>
-              </w:rPr>
-              <w:t>EMAIL</w:t>
-            </w:r>
-            <w:proofErr w:type="gramEnd"/>
-            <w:r>
-              <w:rPr>
-                <w:rFonts w:ascii="Menlo Regular" w:hAnsi="Menlo Regular"/>
-                <w:color w:val="800000"/>
-                <w:shd w:val="clear" w:color="auto" w:fill="FFFFFF"/>
-                <w:lang w:val="de-DE"/>
-              </w:rPr>
-              <w:t>}}</w:t>
+              <w:t>{{PARTECIPANTE 4 EMAIL}}</w:t>
             </w:r>
           </w:p>
         </w:tc>
@@ -2520,27 +2642,7 @@
                 <w:shd w:val="clear" w:color="auto" w:fill="FFFFFF"/>
                 <w:lang w:val="de-DE"/>
               </w:rPr>
-              <w:t xml:space="preserve">{{PARTECIPANTE 5 </w:t>
-            </w:r>
-            <w:proofErr w:type="gramStart"/>
-            <w:r>
-              <w:rPr>
-                <w:rFonts w:ascii="Menlo Regular" w:hAnsi="Menlo Regular"/>
-                <w:color w:val="800000"/>
-                <w:shd w:val="clear" w:color="auto" w:fill="FFFFFF"/>
-                <w:lang w:val="de-DE"/>
-              </w:rPr>
-              <w:t>EMAIL</w:t>
-            </w:r>
-            <w:proofErr w:type="gramEnd"/>
-            <w:r>
-              <w:rPr>
-                <w:rFonts w:ascii="Menlo Regular" w:hAnsi="Menlo Regular"/>
-                <w:color w:val="800000"/>
-                <w:shd w:val="clear" w:color="auto" w:fill="FFFFFF"/>
-                <w:lang w:val="de-DE"/>
-              </w:rPr>
-              <w:t>}}</w:t>
+              <w:t>{{PARTECIPANTE 5 EMAIL}}</w:t>
             </w:r>
           </w:p>
         </w:tc>
@@ -2954,7 +3056,6 @@
         <w:ind w:left="8934" w:firstLine="0"/>
       </w:pPr>
       <w:r>
-        <w:lastRenderedPageBreak/>
         <w:t>……………………………………..</w:t>
       </w:r>
     </w:p>
@@ -3621,7 +3722,7 @@
   <w:num w:numId="3" w16cid:durableId="2128229661">
     <w:abstractNumId w:val="1"/>
     <w:lvlOverride w:ilvl="0">
-      <w:lvl w:ilvl="0" w:tplc="A128FF0C">
+      <w:lvl w:ilvl="0" w:tplc="9B4C44D6">
         <w:start w:val="1"/>
         <w:numFmt w:val="decimal"/>
         <w:lvlText w:val="%1."/>
@@ -3655,7 +3756,7 @@
       </w:lvl>
     </w:lvlOverride>
     <w:lvlOverride w:ilvl="1">
-      <w:lvl w:ilvl="1" w:tplc="2C6C6FDA">
+      <w:lvl w:ilvl="1" w:tplc="13285736">
         <w:start w:val="1"/>
         <w:numFmt w:val="decimal"/>
         <w:lvlText w:val="%2."/>
@@ -3690,7 +3791,7 @@
       </w:lvl>
     </w:lvlOverride>
     <w:lvlOverride w:ilvl="2">
-      <w:lvl w:ilvl="2" w:tplc="74F2FE9C">
+      <w:lvl w:ilvl="2" w:tplc="1AC8C114">
         <w:start w:val="1"/>
         <w:numFmt w:val="decimal"/>
         <w:lvlText w:val="%3."/>
@@ -3725,7 +3826,7 @@
       </w:lvl>
     </w:lvlOverride>
     <w:lvlOverride w:ilvl="3">
-      <w:lvl w:ilvl="3" w:tplc="4C4A1AB4">
+      <w:lvl w:ilvl="3" w:tplc="AF04BF74">
         <w:start w:val="1"/>
         <w:numFmt w:val="decimal"/>
         <w:lvlText w:val="%4."/>
@@ -3760,7 +3861,7 @@
       </w:lvl>
     </w:lvlOverride>
     <w:lvlOverride w:ilvl="4">
-      <w:lvl w:ilvl="4" w:tplc="EF24C502">
+      <w:lvl w:ilvl="4" w:tplc="56E28176">
         <w:start w:val="1"/>
         <w:numFmt w:val="decimal"/>
         <w:lvlText w:val="%5."/>
@@ -3795,7 +3896,7 @@
       </w:lvl>
     </w:lvlOverride>
     <w:lvlOverride w:ilvl="5">
-      <w:lvl w:ilvl="5" w:tplc="6986CDA2">
+      <w:lvl w:ilvl="5" w:tplc="F1E21D0A">
         <w:start w:val="1"/>
         <w:numFmt w:val="decimal"/>
         <w:lvlText w:val="%6."/>
@@ -3830,7 +3931,7 @@
       </w:lvl>
     </w:lvlOverride>
     <w:lvlOverride w:ilvl="6">
-      <w:lvl w:ilvl="6" w:tplc="3404C3A8">
+      <w:lvl w:ilvl="6" w:tplc="8F1CC8D0">
         <w:start w:val="1"/>
         <w:numFmt w:val="decimal"/>
         <w:lvlText w:val="%7."/>
@@ -3865,7 +3966,7 @@
       </w:lvl>
     </w:lvlOverride>
     <w:lvlOverride w:ilvl="7">
-      <w:lvl w:ilvl="7" w:tplc="A8E4B356">
+      <w:lvl w:ilvl="7" w:tplc="85160F04">
         <w:start w:val="1"/>
         <w:numFmt w:val="decimal"/>
         <w:lvlText w:val="%8."/>
@@ -3900,7 +4001,7 @@
       </w:lvl>
     </w:lvlOverride>
     <w:lvlOverride w:ilvl="8">
-      <w:lvl w:ilvl="8" w:tplc="5A248B2E">
+      <w:lvl w:ilvl="8" w:tplc="55087ECA">
         <w:start w:val="1"/>
         <w:numFmt w:val="decimal"/>
         <w:lvlText w:val="%9."/>
@@ -3938,7 +4039,7 @@
   <w:num w:numId="4" w16cid:durableId="454951919">
     <w:abstractNumId w:val="1"/>
     <w:lvlOverride w:ilvl="0">
-      <w:lvl w:ilvl="0" w:tplc="A128FF0C">
+      <w:lvl w:ilvl="0" w:tplc="9B4C44D6">
         <w:start w:val="1"/>
         <w:numFmt w:val="decimal"/>
         <w:lvlText w:val="%1."/>
@@ -3972,7 +4073,7 @@
       </w:lvl>
     </w:lvlOverride>
     <w:lvlOverride w:ilvl="1">
-      <w:lvl w:ilvl="1" w:tplc="2C6C6FDA">
+      <w:lvl w:ilvl="1" w:tplc="13285736">
         <w:start w:val="1"/>
         <w:numFmt w:val="decimal"/>
         <w:lvlText w:val="%2."/>
@@ -4007,7 +4108,7 @@
       </w:lvl>
     </w:lvlOverride>
     <w:lvlOverride w:ilvl="2">
-      <w:lvl w:ilvl="2" w:tplc="74F2FE9C">
+      <w:lvl w:ilvl="2" w:tplc="1AC8C114">
         <w:start w:val="1"/>
         <w:numFmt w:val="decimal"/>
         <w:lvlText w:val="%3."/>
@@ -4042,7 +4143,7 @@
       </w:lvl>
     </w:lvlOverride>
     <w:lvlOverride w:ilvl="3">
-      <w:lvl w:ilvl="3" w:tplc="4C4A1AB4">
+      <w:lvl w:ilvl="3" w:tplc="AF04BF74">
         <w:start w:val="1"/>
         <w:numFmt w:val="decimal"/>
         <w:lvlText w:val="%4."/>
@@ -4077,7 +4178,7 @@
       </w:lvl>
     </w:lvlOverride>
     <w:lvlOverride w:ilvl="4">
-      <w:lvl w:ilvl="4" w:tplc="EF24C502">
+      <w:lvl w:ilvl="4" w:tplc="56E28176">
         <w:start w:val="1"/>
         <w:numFmt w:val="decimal"/>
         <w:lvlText w:val="%5."/>
@@ -4112,7 +4213,7 @@
       </w:lvl>
     </w:lvlOverride>
     <w:lvlOverride w:ilvl="5">
-      <w:lvl w:ilvl="5" w:tplc="6986CDA2">
+      <w:lvl w:ilvl="5" w:tplc="F1E21D0A">
         <w:start w:val="1"/>
         <w:numFmt w:val="decimal"/>
         <w:lvlText w:val="%6."/>
@@ -4147,7 +4248,7 @@
       </w:lvl>
     </w:lvlOverride>
     <w:lvlOverride w:ilvl="6">
-      <w:lvl w:ilvl="6" w:tplc="3404C3A8">
+      <w:lvl w:ilvl="6" w:tplc="8F1CC8D0">
         <w:start w:val="1"/>
         <w:numFmt w:val="decimal"/>
         <w:lvlText w:val="%7."/>
@@ -4182,7 +4283,7 @@
       </w:lvl>
     </w:lvlOverride>
     <w:lvlOverride w:ilvl="7">
-      <w:lvl w:ilvl="7" w:tplc="A8E4B356">
+      <w:lvl w:ilvl="7" w:tplc="85160F04">
         <w:start w:val="1"/>
         <w:numFmt w:val="decimal"/>
         <w:lvlText w:val="%8."/>
@@ -4217,7 +4318,7 @@
       </w:lvl>
     </w:lvlOverride>
     <w:lvlOverride w:ilvl="8">
-      <w:lvl w:ilvl="8" w:tplc="5A248B2E">
+      <w:lvl w:ilvl="8" w:tplc="55087ECA">
         <w:start w:val="1"/>
         <w:numFmt w:val="decimal"/>
         <w:lvlText w:val="%9."/>
@@ -4937,6 +5038,32 @@
         <w:insideV w:val="single" w:sz="4" w:space="0" w:color="auto"/>
       </w:tblBorders>
     </w:tblPr>
+  </w:style>
+  <w:style w:type="paragraph" w:styleId="HTMLPreformatted">
+    <w:name w:val="HTML Preformatted"/>
+    <w:basedOn w:val="Normal"/>
+    <w:link w:val="HTMLPreformattedChar"/>
+    <w:uiPriority w:val="99"/>
+    <w:semiHidden/>
+    <w:unhideWhenUsed/>
+    <w:rsid w:val="00D07593"/>
+    <w:rPr>
+      <w:rFonts w:ascii="Consolas" w:hAnsi="Consolas"/>
+      <w:sz w:val="20"/>
+      <w:szCs w:val="20"/>
+    </w:rPr>
+  </w:style>
+  <w:style w:type="character" w:customStyle="1" w:styleId="HTMLPreformattedChar">
+    <w:name w:val="HTML Preformatted Char"/>
+    <w:basedOn w:val="DefaultParagraphFont"/>
+    <w:link w:val="HTMLPreformatted"/>
+    <w:uiPriority w:val="99"/>
+    <w:semiHidden/>
+    <w:rsid w:val="00D07593"/>
+    <w:rPr>
+      <w:rFonts w:ascii="Consolas" w:hAnsi="Consolas"/>
+      <w:lang w:val="en-US" w:eastAsia="en-US"/>
+    </w:rPr>
   </w:style>
 </w:styles>
 </file>
